--- a/az/discovery-articles/1.2 Əkinçilik və əhliləşdirmə.docx
+++ b/az/discovery-articles/1.2 Əkinçilik və əhliləşdirmə.docx
@@ -4,530 +4,361 @@
   <w:body>
     <w:p>
       <w:pPr>
-        <w:spacing w:before="280" w:after="120"/>
+        <w:pStyle w:val="Title"/>
+        <w:widowControl/>
       </w:pPr>
       <w:r>
-        <w:rPr>
-          <w:rFonts w:ascii="Calibri" w:hAnsi="Calibri" w:eastAsia="Calibri"/>
-          <w:b/>
-          <w:i w:val="0"/>
-          <w:color w:val="004E8C"/>
-          <w:sz w:val="44"/>
-        </w:rPr>
         <w:t>1.2 Əkinçilik və əhliləşdirmə</w:t>
       </w:r>
     </w:p>
     <w:p>
       <w:pPr>
-        <w:spacing w:after="80"/>
+        <w:keepNext/>
+        <w:widowControl/>
       </w:pPr>
       <w:r>
         <w:rPr>
-          <w:rFonts w:ascii="Calibri" w:hAnsi="Calibri" w:eastAsia="Calibri"/>
-          <w:b w:val="0"/>
-          <w:i/>
-          <w:color w:val="505050"/>
-          <w:sz w:val="22"/>
+          <w:sz w:val="20"/>
         </w:rPr>
-        <w:t>1. Sivilizasiyanın təməlləri</w:t>
+        <w:t>1 Sivilizasiyanın təməlləri</w:t>
       </w:r>
     </w:p>
     <w:p>
       <w:pPr>
-        <w:spacing w:after="200"/>
+        <w:keepNext/>
+        <w:widowControl/>
       </w:pPr>
       <w:r>
         <w:rPr>
-          <w:rFonts w:ascii="Calibri" w:hAnsi="Calibri" w:eastAsia="Calibri"/>
-          <w:b w:val="0"/>
-          <w:i/>
-          <w:sz w:val="22"/>
+          <w:sz w:val="20"/>
         </w:rPr>
-        <w:t>Dövr: e.ə. təxminən 10 000–8 000-ci illər | Əsas mərkəzlər: Bərəkətli Hilal, Çin, Mezoamerika və Afrika (müstəqil inkişaf mərkəzləri)</w:t>
+        <w:t>Dövr: təxminən e.ə. 10 000–8 000-ci illər | Əsas mərkəzlər: Münbit Hilal, Çin, Mezoamerika və Afrika daxil olmaqla bir-birindən asılı olmayan müxtəlif bölgələr</w:t>
       </w:r>
     </w:p>
     <w:p>
       <w:pPr>
-        <w:spacing w:after="160" w:line="276" w:lineRule="auto"/>
+        <w:widowControl/>
       </w:pPr>
       <w:r>
-        <w:rPr>
-          <w:rFonts w:ascii="Calibri" w:hAnsi="Calibri" w:eastAsia="Calibri"/>
-          <w:b w:val="0"/>
-          <w:i w:val="0"/>
-          <w:sz w:val="22"/>
-        </w:rPr>
-        <w:t>Son buzlaşma dövründən sonra dünyanın bir neçə bölgəsində əkinçilik və heyvanların əhliləşdirilməsi bir-birindən asılı olmadan inkişaf etdi. Ərzaq istehsalının və ehtiyatların artması daimi yaşayış məskənlərinin, əmək bölgüsünün və şəhərlərin yaranmasına səbəb oldu. Bununla yanaşı, ağır əmək, sosial bərabərsizlik və yeni yoluxucu xəstəliklər də artdı.</w:t>
+        <w:t>Son buzlaşma dövründən sonra əkinçilik və heyvanların əhliləşdirilməsi bir neçə bölgədə bir-birindən asılı olmayaraq başlandı. İnsanların yetişdirib ehtiyat saxladıqları ərzaq kəndlərin, şəhərlərin və müxtəlif peşələrin yaranmasına imkan verdi. Bununla yanaşı, yeni xəstəliklər və daha ağır əmək şəraiti də meydana çıxdı.</w:t>
       </w:r>
     </w:p>
     <w:p>
       <w:pPr>
-        <w:spacing w:before="240" w:after="120"/>
+        <w:pStyle w:val="Heading1"/>
+        <w:widowControl/>
       </w:pPr>
       <w:r>
-        <w:rPr>
-          <w:rFonts w:ascii="Calibri" w:hAnsi="Calibri" w:eastAsia="Calibri"/>
-          <w:b/>
-          <w:i w:val="0"/>
-          <w:color w:val="004E8C"/>
-          <w:sz w:val="28"/>
-        </w:rPr>
-        <w:t>Əsas faktlar</w:t>
+        <w:t>Əsas məlumatlar</w:t>
       </w:r>
     </w:p>
     <w:p>
       <w:pPr>
         <w:pStyle w:val="ListBullet"/>
+        <w:widowControl/>
       </w:pPr>
       <w:r>
-        <w:rPr>
-          <w:rFonts w:ascii="Calibri" w:hAnsi="Calibri" w:eastAsia="Calibri"/>
-          <w:b w:val="0"/>
-          <w:i w:val="0"/>
-          <w:sz w:val="22"/>
-        </w:rPr>
-        <w:t>E.ə. təxminən 10 000-ci ildən sonra ən azı yeddi bölgədə bir-birindən asılı olmadan yaranmağa başladı</w:t>
+        <w:t>Təxminən e.ə. 10 000-ci ildən sonra ən azı yeddi bölgədə müstəqil şəkildə başlandı.</w:t>
       </w:r>
     </w:p>
     <w:p>
       <w:pPr>
         <w:pStyle w:val="ListBullet"/>
+        <w:widowControl/>
       </w:pPr>
       <w:r>
-        <w:rPr>
-          <w:rFonts w:ascii="Calibri" w:hAnsi="Calibri" w:eastAsia="Calibri"/>
-          <w:b w:val="0"/>
-          <w:i w:val="0"/>
-          <w:sz w:val="22"/>
-        </w:rPr>
-        <w:t>İlk becərilən bitkilər arasında buğda, arpa, darı, düyü, qarğıdalı və sorqo vardı</w:t>
+        <w:t>İlk becərilən bitkilər arasında buğda, arpa, darı, düyü, qarğıdalı və sorqo vardı.</w:t>
       </w:r>
     </w:p>
     <w:p>
       <w:pPr>
         <w:pStyle w:val="ListBullet"/>
+        <w:widowControl/>
       </w:pPr>
       <w:r>
-        <w:rPr>
-          <w:rFonts w:ascii="Calibri" w:hAnsi="Calibri" w:eastAsia="Calibri"/>
-          <w:b w:val="0"/>
-          <w:i w:val="0"/>
-          <w:sz w:val="22"/>
-        </w:rPr>
-        <w:t>İlk əhliləşdirilən heyvanlar arasında keçi, qoyun, mal-qara və donuz vardı</w:t>
+        <w:t>İlk əhliləşdirilən heyvanlar arasında keçi, qoyun, iribuynuzlu mal-qara və donuz vardı.</w:t>
       </w:r>
     </w:p>
     <w:p>
       <w:pPr>
         <w:pStyle w:val="ListBullet"/>
+        <w:widowControl/>
       </w:pPr>
       <w:r>
-        <w:rPr>
-          <w:rFonts w:ascii="Calibri" w:hAnsi="Calibri" w:eastAsia="Calibri"/>
-          <w:b w:val="0"/>
-          <w:i w:val="0"/>
-          <w:sz w:val="22"/>
-        </w:rPr>
-        <w:t>Artıq ərzaq kəndlərin, şəhərlərin, yazının və dövlətlərin yaranmasına şərait yaratdı</w:t>
+        <w:t>Ərzaq artıqlığı kəndlərin, şəhərlərin, yazının və dövlətlərin yaranmasına şərait yaratdı.</w:t>
       </w:r>
     </w:p>
     <w:p>
       <w:pPr>
         <w:pStyle w:val="ListBullet"/>
+        <w:widowControl/>
       </w:pPr>
       <w:r>
-        <w:rPr>
-          <w:rFonts w:ascii="Calibri" w:hAnsi="Calibri" w:eastAsia="Calibri"/>
-          <w:b w:val="0"/>
-          <w:i w:val="0"/>
-          <w:sz w:val="22"/>
-        </w:rPr>
-        <w:t>Heyvanlarla yaxın təmas yeni yoluxucu xəstəliklərin də yayılmasına səbəb oldu</w:t>
+        <w:t>Heyvanlarla yaxın təmas yeni yoluxucu xəstəliklərin yayılmasına da səbəb oldu.</w:t>
       </w:r>
     </w:p>
     <w:p>
       <w:pPr>
-        <w:spacing w:before="240" w:after="120"/>
+        <w:pStyle w:val="Heading1"/>
+        <w:widowControl/>
       </w:pPr>
       <w:r>
-        <w:rPr>
-          <w:rFonts w:ascii="Calibri" w:hAnsi="Calibri" w:eastAsia="Calibri"/>
-          <w:b/>
-          <w:i w:val="0"/>
-          <w:color w:val="004E8C"/>
-          <w:sz w:val="28"/>
-        </w:rPr>
-        <w:t>Bu nədir və necə işləyir?</w:t>
+        <w:t>Bu nədir</w:t>
       </w:r>
     </w:p>
     <w:p>
       <w:pPr>
-        <w:spacing w:after="160" w:line="276" w:lineRule="auto"/>
+        <w:widowControl/>
       </w:pPr>
       <w:r>
-        <w:rPr>
-          <w:rFonts w:ascii="Calibri" w:hAnsi="Calibri" w:eastAsia="Calibri"/>
-          <w:b w:val="0"/>
-          <w:i w:val="0"/>
-          <w:sz w:val="22"/>
-        </w:rPr>
-        <w:t>Əkinçilik bitkilərin məqsədli şəkildə əkilməsi, becərilməsi və məhsulun yığılmasıdır. Əhliləşdirmə isə yabanı bitki və heyvanların insanlarla birgə yaşaması və onların ehtiyaclarına xidmət etməsi üçün nəsillər boyu dəyişdirilməsi prosesidir. Əhliləşdirilmiş buğdanın sünbülü dənlərini yerə tökmür, əhliləşdirilmiş keçi isə sürüdən uzaqlaşmır. Bu iki təcrübə ovçuluq və yığıcılığın böyük hissəsini ehtiyat üçün saxlanıla bilən ərzaq istehsalı ilə əvəz etdi. Sonralar yaşayış məntəqələrinin böyüməsini mümkün edən də məhz həmin artıq məhsul oldu.</w:t>
+        <w:t>Əkinçilik bitkiləri məqsədli şəkildə əkmək, onlara qulluq etmək və məhsulu yığmaqdır. Əhliləşdirmə isə yabanı bitkilərin və vəhşi heyvanların insanla birgə yaşamağa və onun ehtiyaclarına uyğunlaşmasına gətirən uzun prosesdir. Mədəniləşdirilmiş buğdanın sünbülü dənini yerə tökmədən saxlayır; əhliləşdirilmiş keçi sürüdən uzaqlaşmır. Bu üsullar ovçuluq və yığıcılığın böyük hissəsini ehtiyat saxlamaq mümkün olan ərzaq istehsalı ilə əvəz etdi. Sonralar şəhərlərin yaranmasına məhz həmin ərzaq artıqlığı imkan verdi.</w:t>
       </w:r>
     </w:p>
     <w:p>
       <w:pPr>
-        <w:spacing w:before="240" w:after="120"/>
+        <w:pStyle w:val="Heading1"/>
+        <w:widowControl/>
       </w:pPr>
       <w:r>
-        <w:rPr>
-          <w:rFonts w:ascii="Calibri" w:hAnsi="Calibri" w:eastAsia="Calibri"/>
-          <w:b/>
-          <w:i w:val="0"/>
-          <w:color w:val="004E8C"/>
-          <w:sz w:val="28"/>
-        </w:rPr>
-        <w:t>Kim kəşf və ya ixtira edib?</w:t>
+        <w:t>Kim kəşf edib və ya yaradıb</w:t>
       </w:r>
     </w:p>
     <w:p>
       <w:pPr>
-        <w:spacing w:after="160" w:line="276" w:lineRule="auto"/>
+        <w:widowControl/>
       </w:pPr>
       <w:r>
-        <w:rPr>
-          <w:rFonts w:ascii="Calibri" w:hAnsi="Calibri" w:eastAsia="Calibri"/>
-          <w:b w:val="0"/>
-          <w:i w:val="0"/>
-          <w:sz w:val="22"/>
-        </w:rPr>
-        <w:t>Əkinçiliyin vahid bir kəşfçisi yoxdur. O, dünyanın bir neçə bölgəsində müstəqil şəkildə yarandı: Bərəkətli Hilalda buğda və arpa, Çində darı və düyü, Mezoamerikada qarğıdalı, And dağlarında, Saxaradan cənubdakı Afrikada isə sorqo və başqa bitkilər becərilməyə başlandı. Heyvanların əhliləşdirilməsi də oxşar yol keçdi; Cənub-Qərbi Asiyada keçi və qoyun ilk əhliləşdirilən heyvanlar sırasında idi. Bu biliklər əsrlər boyu ailələr və qonşu icmalar arasında yayıldı.</w:t>
+        <w:t>Əkinçiliyi bir nəfər kəşf etməyib. O, Münbit Hilalda buğda və arpa, Çində darı və düyü, Mezoamerikada qarğıdalı becərilməsi ilə, həmçinin And dağları bölgəsində, Saxaradan cənubdakı Afrikada sorqo və başqa bitkilərin yetişdirilməsi ilə müstəqil şəkildə yarandı. Digər mərkəzlər də vardı. Heyvanların əhliləşdirilməsi də oxşar şəkildə getdi; Cənub-Qərbi Asiyada ilk əhliləşdirilənlər arasında keçi və qoyun vardı. Biliklər əsrlər boyu ailələr və qonşu icmalar arasında ötürülürdü.</w:t>
       </w:r>
     </w:p>
     <w:p>
       <w:pPr>
-        <w:spacing w:before="240" w:after="120"/>
+        <w:pStyle w:val="Heading1"/>
+        <w:widowControl/>
       </w:pPr>
       <w:r>
-        <w:rPr>
-          <w:rFonts w:ascii="Calibri" w:hAnsi="Calibri" w:eastAsia="Calibri"/>
-          <w:b/>
-          <w:i w:val="0"/>
-          <w:color w:val="004E8C"/>
-          <w:sz w:val="28"/>
-        </w:rPr>
-        <w:t>Nə vaxt və necə yaranıb?</w:t>
+        <w:t>Nə vaxt və necə yaranıb</w:t>
       </w:r>
     </w:p>
     <w:p>
       <w:pPr>
-        <w:spacing w:after="160" w:line="276" w:lineRule="auto"/>
+        <w:widowControl/>
       </w:pPr>
       <w:r>
-        <w:rPr>
-          <w:rFonts w:ascii="Calibri" w:hAnsi="Calibri" w:eastAsia="Calibri"/>
-          <w:b w:val="0"/>
-          <w:i w:val="0"/>
-          <w:sz w:val="22"/>
-        </w:rPr>
-        <w:t>Bu keçid çox vaxt Neolit inqilabı və ya Əkinçilik inqilabı adlandırılır. Ən erkən mərkəzlərdə proses son buzlaşma dövründən sonra, təxminən e.ə. 10 000–8 000-ci illərdə, başqa bölgələrdə isə daha gec başlandı. İqlim sabitləşdi, yabanı taxılın bol bitdiyi bəzi ərazilər insanları həmin yerlərin yaxınlığında məskunlaşmağa sövq etdi. İnsanlar nəsillər boyu yığılması və idarə olunması daha asan olan bitki və heyvanları seçdilər. Bu dəyişiklik bir biçin mövsümündə deyil, uzun müddət ərzində baş verdi.</w:t>
+        <w:t>Bu keçid çox vaxt Neolit inqilabı və ya əkinçilik inqilabı adlanır. Son buzlaşma dövründən sonra ən erkən mərkəzlərdə təxminən e.ə. 10 000–8 000-ci illərdə, başqa yerlərdə isə daha gec başlandı. İqlim sabitləşdi; bəzi yabanı taxıl sahələrinin bolluğu insanları yaxınlıqda məskunlaşmağa həvəsləndirdi. Nəsillər boyunca insanlar məhsulunu toplamaq və ya idarə etmək daha asan olan bitki və heyvanları seçdilər. Dəyişiklik bir məhsul mövsümündə deyil, uzun müddət ərzində baş verdi.</w:t>
       </w:r>
     </w:p>
     <w:p>
       <w:pPr>
-        <w:spacing w:before="240" w:after="120"/>
+        <w:pStyle w:val="Heading1"/>
+        <w:widowControl/>
       </w:pPr>
       <w:r>
-        <w:rPr>
-          <w:rFonts w:ascii="Calibri" w:hAnsi="Calibri" w:eastAsia="Calibri"/>
-          <w:b/>
-          <w:i w:val="0"/>
-          <w:color w:val="004E8C"/>
-          <w:sz w:val="28"/>
-        </w:rPr>
-        <w:t>Elmi əhəmiyyəti</w:t>
+        <w:t>Elm üçün əhəmiyyəti</w:t>
       </w:r>
     </w:p>
     <w:p>
       <w:pPr>
-        <w:spacing w:after="160" w:line="276" w:lineRule="auto"/>
+        <w:widowControl/>
       </w:pPr>
       <w:r>
-        <w:rPr>
-          <w:rFonts w:ascii="Calibri" w:hAnsi="Calibri" w:eastAsia="Calibri"/>
-          <w:b w:val="0"/>
-          <w:i w:val="0"/>
-          <w:sz w:val="22"/>
-        </w:rPr>
-        <w:t>Bir çox təbii şəraitdə əkinçilik hər hektardan ovçuluq və yığıcılıqla müqayisədə daha çox qida enerjisi əldə etməyə imkan verirdi. Bununla belə, ilk əkinçilər çox vaxt daha ağır işləyir və daha məhdud çeşiddə qidalanırdılar. İstehsal olunan artıq taxıl vergiyə cəlb edilir, saxlanılır və mübadilə olunurdu. Bu ehtiyat dulusçuların, kahinlərin, əsgərlərin və mirzələrin ərzaqla təmin edilməsinə imkan verdi. Əhliləşdirmə sayəsində insanlar fəsillərin dəyişməsi, torpağın xüsusiyyətləri, suvarma və heyvan seleksiyası haqqında sistemli biliklər topladılar. Sonrakı biologiya və aqronomiyanın kökləri də burada yaranmışdı.</w:t>
+        <w:t>Bir çox təbii şəraitdə əkinçilik hər hektardan ovçuluq və yığıcılığa nisbətən daha çox qida enerjisi verirdi. Bununla belə, ilk əkinçilər çox vaxt daha ağır işləyir və daha azçeşidli qidalanırdılar. Artıq taxılı saxlamaq, satmaq və vergi kimi toplamaq mümkün idi. Bu ehtiyat dulusçuların, kahinlərin, əsgərlərin və mirzələrin dolanmasını təmin edirdi. Əhliləşdirmə həm də canlı bir təcrübə sahəsi idi: insanlar fəsilləri, torpaqları, suvarmanı və heyvan yetişdirməni öyrənirdilər. Sonrakı biologiya və aqronomiyanın təməli belə qoyuldu.</w:t>
       </w:r>
     </w:p>
     <w:p>
       <w:pPr>
-        <w:spacing w:before="240" w:after="120"/>
+        <w:pStyle w:val="Heading1"/>
+        <w:widowControl/>
       </w:pPr>
       <w:r>
-        <w:rPr>
-          <w:rFonts w:ascii="Calibri" w:hAnsi="Calibri" w:eastAsia="Calibri"/>
-          <w:b/>
-          <w:i w:val="0"/>
-          <w:color w:val="004E8C"/>
-          <w:sz w:val="28"/>
-        </w:rPr>
         <w:t>Sonrakı inkişafa təsiri</w:t>
       </w:r>
     </w:p>
     <w:p>
       <w:pPr>
-        <w:spacing w:after="160" w:line="276" w:lineRule="auto"/>
+        <w:widowControl/>
       </w:pPr>
       <w:r>
-        <w:rPr>
-          <w:rFonts w:ascii="Calibri" w:hAnsi="Calibri" w:eastAsia="Calibri"/>
-          <w:b w:val="0"/>
-          <w:i w:val="0"/>
-          <w:sz w:val="22"/>
-        </w:rPr>
-        <w:t>Daimi ərzaq istehsalı əvvəlcə kəndlərin, sonra isə şəhərlərin, yazının, qanunların və orduların yaranmasına gətirib çıxardı. Kotan, suvarma sistemləri, çox sonralar isə gübrələr, traktorlar və bitki seleksiyası da bu inkişaf yolunun nəticəsi idi. Eyni proses heyvandan insana keçən zoonoz xəstəliklərin, o cümlədən qızılcanın və tarixən çiçək xəstəliyinin yayılmasına da şərait yaratdı. Qidalanma, torpaqdan istifadə və iqlimlə bağlı bugünkü müzakirələrin təməlində hələ də insanların əkinçiliyə keçidlə bağlı bu qədim seçimi dayanır.</w:t>
+        <w:t>Oturaq ərzaq istehsalı kəndlərin, sonra şəhərlərin, yazının, qanunların və orduların yaranmasına gətirdi. Xış, suvarma, daha sonra gübrələr, traktorlar və bitki seleksiyası da bu inkişafın davamı oldu. Heyvanlardan insanlara keçən xəstəliklər — zoonozlar — də bu proseslə əlaqələndirilir; qızılca və tarixən çiçək xəstəliyi buna nümunədir. Qidalanma, torpaqdan istifadə və iqlim haqqında indiki müzakirələr də insanların qədimdə əkinçiliyə keçməsi ilə bağlıdır.</w:t>
       </w:r>
     </w:p>
     <w:p>
       <w:pPr>
-        <w:spacing w:before="240" w:after="120"/>
+        <w:pStyle w:val="Heading1"/>
+        <w:widowControl/>
       </w:pPr>
       <w:r>
-        <w:rPr>
-          <w:rFonts w:ascii="Calibri" w:hAnsi="Calibri" w:eastAsia="Calibri"/>
-          <w:b/>
-          <w:i w:val="0"/>
-          <w:color w:val="004E8C"/>
-          <w:sz w:val="28"/>
-        </w:rPr>
-        <w:t>İnsan həyatını necə dəyişdi?</w:t>
+        <w:t>İnsan həyatını necə dəyişib</w:t>
       </w:r>
     </w:p>
     <w:p>
       <w:pPr>
-        <w:spacing w:after="160" w:line="276" w:lineRule="auto"/>
+        <w:widowControl/>
       </w:pPr>
       <w:r>
-        <w:rPr>
-          <w:rFonts w:ascii="Calibri" w:hAnsi="Calibri" w:eastAsia="Calibri"/>
-          <w:b w:val="0"/>
-          <w:i w:val="0"/>
-          <w:sz w:val="22"/>
-        </w:rPr>
-        <w:t>Əkinçilik sivilizasiyanın yaranmasına imkan verdi, lakin bir çox insanın həyatını daha məhdud və ağır etdi. Daha böyük əhalini qidalandırmaq mümkün oldu, ancaq məhsul tələf olanda aclıq təhlükəsi yarandı; artıq məhsula nəzarət edənlər isə digərlərindən daha çox sərvət və hakimiyyət topladılar. Bu gün hər tikə çörək və hər bir şəhər mənzərəsi həmin qədim seçimin nəticəsidir: daha çox ərzaq, daha çox insan və yeni risklər.</w:t>
+        <w:t>Əkinçilik sivilizasiyanın yaranmasına imkan verdi, lakin bir çox insanın həyatını daha sərt şərtlərə bağladı. Daha böyük əhalini qidalandırmaq mümkün oldu. Eyni zamanda məhsul alınmayanda aclıq, ərzaq artıqlığının az sayda insanın nəzarətində cəmlənməsi ilə bərabərsizlik yarandı. Yediyimiz hər çörək və gördüyümüz hər şəhər həmin dönüşün nəticəsidir: daha çox ərzaq, daha çox insan və yeni risklər.</w:t>
       </w:r>
     </w:p>
     <w:p>
       <w:pPr>
-        <w:spacing w:before="240" w:after="120"/>
+        <w:pStyle w:val="Heading1"/>
+        <w:widowControl/>
       </w:pPr>
       <w:r>
-        <w:rPr>
-          <w:rFonts w:ascii="Calibri" w:hAnsi="Calibri" w:eastAsia="Calibri"/>
-          <w:b/>
-          <w:i w:val="0"/>
-          <w:color w:val="004E8C"/>
-          <w:sz w:val="28"/>
-        </w:rPr>
         <w:t>Mənbələr və istinadlar</w:t>
       </w:r>
     </w:p>
     <w:p>
       <w:pPr>
-        <w:spacing w:before="240" w:after="120"/>
+        <w:pStyle w:val="Heading2"/>
+        <w:widowControl/>
       </w:pPr>
       <w:r>
         <w:rPr>
-          <w:rFonts w:ascii="Calibri" w:hAnsi="Calibri" w:eastAsia="Calibri"/>
-          <w:b/>
-          <w:i w:val="0"/>
-          <w:color w:val="004E8C"/>
-          <w:sz w:val="24"/>
+          <w:sz w:val="20"/>
         </w:rPr>
-        <w:t>A. Kitablar və əsas elmi əsərlər</w:t>
+        <w:t>A Kitablar və əsas elmi əsərlər</w:t>
       </w:r>
     </w:p>
     <w:p>
       <w:pPr>
-        <w:spacing w:after="80"/>
-        <w:ind w:left="360"/>
+        <w:widowControl/>
       </w:pPr>
       <w:r>
         <w:rPr>
-          <w:rFonts w:ascii="Calibri" w:hAnsi="Calibri" w:eastAsia="Calibri"/>
-          <w:b w:val="0"/>
-          <w:i w:val="0"/>
-          <w:sz w:val="22"/>
+          <w:sz w:val="20"/>
         </w:rPr>
         <w:t>1. Diamond, Jared. Guns, Germs, and Steel: The Fates of Human Societies. New York: Norton, 1997.</w:t>
       </w:r>
     </w:p>
     <w:p>
       <w:pPr>
-        <w:spacing w:after="80"/>
-        <w:ind w:left="360"/>
+        <w:widowControl/>
       </w:pPr>
       <w:r>
         <w:rPr>
-          <w:rFonts w:ascii="Calibri" w:hAnsi="Calibri" w:eastAsia="Calibri"/>
-          <w:b w:val="0"/>
-          <w:i w:val="0"/>
-          <w:sz w:val="22"/>
+          <w:sz w:val="20"/>
         </w:rPr>
         <w:t>2. Scott, James C. Against the Grain: A Deep History of the Earliest States. New Haven: Yale University Press, 2017.</w:t>
       </w:r>
     </w:p>
     <w:p>
       <w:pPr>
-        <w:spacing w:before="240" w:after="120"/>
+        <w:pStyle w:val="Heading2"/>
+        <w:widowControl/>
       </w:pPr>
       <w:r>
         <w:rPr>
-          <w:rFonts w:ascii="Calibri" w:hAnsi="Calibri" w:eastAsia="Calibri"/>
-          <w:b/>
-          <w:i w:val="0"/>
-          <w:color w:val="004E8C"/>
-          <w:sz w:val="24"/>
+          <w:sz w:val="20"/>
         </w:rPr>
-        <w:t>C. Təşkilatların materialları və ensiklopedik mənbələr</w:t>
+        <w:t>C Qurumların materialları və ensiklopedik mənbələr</w:t>
       </w:r>
     </w:p>
     <w:p>
       <w:pPr>
-        <w:spacing w:after="80"/>
-        <w:ind w:left="360"/>
+        <w:widowControl/>
       </w:pPr>
       <w:r>
         <w:rPr>
-          <w:rFonts w:ascii="Calibri" w:hAnsi="Calibri" w:eastAsia="Calibri"/>
-          <w:b w:val="0"/>
-          <w:i w:val="0"/>
-          <w:sz w:val="22"/>
+          <w:sz w:val="20"/>
         </w:rPr>
-        <w:t>1. Encyclopaedia Britannica. “Origins of agriculture” (“Əkinçiliyin mənşəyi”).</w:t>
-      </w:r>
-      <w:r>
-        <w:rPr>
-          <w:rFonts w:ascii="Calibri" w:hAnsi="Calibri" w:eastAsia="Calibri"/>
-          <w:b w:val="0"/>
-          <w:i w:val="0"/>
-          <w:sz w:val="22"/>
-        </w:rPr>
-        <w:t xml:space="preserve"> </w:t>
+        <w:t xml:space="preserve">1. Encyclopaedia Britannica. 'Origins of agriculture.' </w:t>
       </w:r>
       <w:hyperlink r:id="rId9">
         <w:r>
           <w:rPr>
-            <w:rFonts w:ascii="Calibri" w:hAnsi="Calibri" w:eastAsia="Calibri"/>
-            <w:b w:val="0"/>
-            <w:i w:val="0"/>
-            <w:sz w:val="22"/>
-            <w:color w:val="0563C1"/>
-            <w:u w:val="single"/>
+            <w:sz w:val="20"/>
           </w:rPr>
           <w:t>https://www.britannica.com/topic/agriculture/The-origins-of-agriculture</w:t>
         </w:r>
       </w:hyperlink>
+      <w:r>
+        <w:rPr>
+          <w:sz w:val="20"/>
+        </w:rPr>
+      </w:r>
     </w:p>
     <w:p>
       <w:pPr>
-        <w:spacing w:after="80"/>
-        <w:ind w:left="360"/>
+        <w:widowControl/>
       </w:pPr>
       <w:r>
         <w:rPr>
-          <w:rFonts w:ascii="Calibri" w:hAnsi="Calibri" w:eastAsia="Calibri"/>
-          <w:b w:val="0"/>
-          <w:i w:val="0"/>
-          <w:sz w:val="22"/>
+          <w:sz w:val="20"/>
         </w:rPr>
-        <w:t>2. Khan Academy. “The Neolithic Revolution” (“Neolit inqilabı”).</w:t>
-      </w:r>
-      <w:r>
-        <w:rPr>
-          <w:rFonts w:ascii="Calibri" w:hAnsi="Calibri" w:eastAsia="Calibri"/>
-          <w:b w:val="0"/>
-          <w:i w:val="0"/>
-          <w:sz w:val="22"/>
-        </w:rPr>
-        <w:t xml:space="preserve"> </w:t>
+        <w:t xml:space="preserve">2. Khan Academy. 'The Neolithic Revolution.' </w:t>
       </w:r>
       <w:hyperlink r:id="rId10">
         <w:r>
           <w:rPr>
-            <w:rFonts w:ascii="Calibri" w:hAnsi="Calibri" w:eastAsia="Calibri"/>
-            <w:b w:val="0"/>
-            <w:i w:val="0"/>
-            <w:sz w:val="22"/>
-            <w:color w:val="0563C1"/>
-            <w:u w:val="single"/>
+            <w:sz w:val="20"/>
           </w:rPr>
           <w:t>https://www.khanacademy.org/humanities/world-history/world-history-beginnings/birth-agriculture-neolithic-revolution/a/the-neolithic-revolution</w:t>
         </w:r>
       </w:hyperlink>
-    </w:p>
-    <w:p>
-      <w:pPr>
-        <w:spacing w:before="240" w:after="120"/>
-      </w:pPr>
       <w:r>
         <w:rPr>
-          <w:rFonts w:ascii="Calibri" w:hAnsi="Calibri" w:eastAsia="Calibri"/>
-          <w:b/>
-          <w:i w:val="0"/>
-          <w:color w:val="004E8C"/>
-          <w:sz w:val="24"/>
+          <w:sz w:val="20"/>
         </w:rPr>
-        <w:t>J. Mətbuat, populyar elmi və ümumi məlumat mənbələri</w:t>
       </w:r>
     </w:p>
     <w:p>
       <w:pPr>
-        <w:spacing w:after="80"/>
-        <w:ind w:left="360"/>
+        <w:pStyle w:val="Heading2"/>
+        <w:widowControl/>
       </w:pPr>
       <w:r>
         <w:rPr>
-          <w:rFonts w:ascii="Calibri" w:hAnsi="Calibri" w:eastAsia="Calibri"/>
-          <w:b w:val="0"/>
-          <w:i w:val="0"/>
-          <w:sz w:val="22"/>
+          <w:sz w:val="20"/>
         </w:rPr>
-        <w:t>1. National Geographic. “The Development of Agriculture” (“Əkinçiliyin inkişafı”).</w:t>
+        <w:t>J Mətbuat elmi kütləvi nəşrlər və ümumi mənbələr</w:t>
       </w:r>
+    </w:p>
+    <w:p>
+      <w:pPr>
+        <w:widowControl/>
+      </w:pPr>
       <w:r>
         <w:rPr>
-          <w:rFonts w:ascii="Calibri" w:hAnsi="Calibri" w:eastAsia="Calibri"/>
-          <w:b w:val="0"/>
-          <w:i w:val="0"/>
-          <w:sz w:val="22"/>
+          <w:sz w:val="20"/>
         </w:rPr>
-        <w:t xml:space="preserve"> </w:t>
+        <w:t xml:space="preserve">1. National Geographic. 'The Development of Agriculture.' </w:t>
       </w:r>
       <w:hyperlink r:id="rId11">
         <w:r>
           <w:rPr>
-            <w:rFonts w:ascii="Calibri" w:hAnsi="Calibri" w:eastAsia="Calibri"/>
-            <w:b w:val="0"/>
-            <w:i w:val="0"/>
-            <w:sz w:val="22"/>
-            <w:color w:val="0563C1"/>
-            <w:u w:val="single"/>
+            <w:sz w:val="20"/>
           </w:rPr>
           <w:t>https://education.nationalgeographic.org/resource/development-agriculture/</w:t>
         </w:r>
       </w:hyperlink>
+      <w:r>
+        <w:rPr>
+          <w:sz w:val="20"/>
+        </w:rPr>
+      </w:r>
     </w:p>
     <w:sectPr>
-      <w:pgSz w:w="12240" w:h="15840"/>
-      <w:pgMar w:top="1296" w:right="1440" w:bottom="1296" w:left="1440" w:header="720" w:footer="720" w:gutter="0"/>
+      <w:footerReference w:type="default" r:id="rId12"/>
+      <w:pgSz w:w="11906" w:h="16838"/>
+      <w:pgMar w:top="1020" w:right="1134" w:bottom="1020" w:left="1134" w:header="720" w:footer="720" w:gutter="0"/>
       <w:cols w:space="720"/>
       <w:docGrid w:linePitch="360"/>
     </w:sectPr>
   </w:body>
 </w:document>
+</file>
+
+<file path=word/footer1.xml><?xml version="1.0" encoding="utf-8"?>
+<w:ftr xmlns:m="http://schemas.openxmlformats.org/officeDocument/2006/math" xmlns:mc="http://schemas.openxmlformats.org/markup-compatibility/2006" xmlns:mo="http://schemas.microsoft.com/office/mac/office/2008/main" xmlns:mv="urn:schemas-microsoft-com:mac:vml" xmlns:o="urn:schemas-microsoft-com:office:office" xmlns:r="http://schemas.openxmlformats.org/officeDocument/2006/relationships" xmlns:v="urn:schemas-microsoft-com:vml" xmlns:w10="urn:schemas-microsoft-com:office:word" xmlns:w14="http://schemas.microsoft.com/office/word/2010/wordml" xmlns:w="http://schemas.openxmlformats.org/wordprocessingml/2006/main" xmlns:wne="http://schemas.microsoft.com/office/word/2006/wordml" xmlns:wp14="http://schemas.microsoft.com/office/word/2010/wordprocessingDrawing" xmlns:wp="http://schemas.openxmlformats.org/drawingml/2006/wordprocessingDrawing" xmlns:wpc="http://schemas.microsoft.com/office/word/2010/wordprocessingCanvas" xmlns:wpg="http://schemas.microsoft.com/office/word/2010/wordprocessingGroup" xmlns:wpi="http://schemas.microsoft.com/office/word/2010/wordprocessingInk" xmlns:wps="http://schemas.microsoft.com/office/word/2010/wordprocessingShape" mc:Ignorable="w14 wp14">
+  <w:p>
+    <w:pPr>
+      <w:pStyle w:val="Footer"/>
+      <w:jc w:val="right"/>
+    </w:pPr>
+    <w:fldSimple w:instr="PAGE"/>
+  </w:p>
+</w:ftr>
 </file>
 
 <file path=word/numbering.xml><?xml version="1.0" encoding="utf-8"?>
@@ -738,7 +569,7 @@
   <w:docDefaults>
     <w:rPrDefault>
       <w:rPr>
-        <w:rFonts w:asciiTheme="minorHAnsi" w:eastAsiaTheme="minorEastAsia" w:hAnsiTheme="minorHAnsi" w:cstheme="minorBidi"/>
+        <w:rFonts/>
         <w:sz w:val="22"/>
         <w:szCs w:val="22"/>
         <w:lang w:val="en-US" w:eastAsia="en-US" w:bidi="ar-SA"/>
@@ -893,6 +724,15 @@
     <w:name w:val="Normal"/>
     <w:qFormat/>
     <w:rsid w:val="00FC693F"/>
+    <w:pPr>
+      <w:spacing w:after="120" w:line="259" w:lineRule="auto"/>
+    </w:pPr>
+    <w:rPr>
+      <w:rFonts w:ascii="Times New Roman" w:hAnsi="Times New Roman"/>
+      <w:color w:val="000000"/>
+      <w:sz w:val="24"/>
+      <w:lang w:val="az-Latn-AZ"/>
+    </w:rPr>
   </w:style>
   <w:style w:type="paragraph" w:styleId="Header">
     <w:name w:val="header"/>
@@ -949,16 +789,17 @@
     <w:pPr>
       <w:keepNext/>
       <w:keepLines/>
-      <w:spacing w:before="480" w:after="0"/>
+      <w:spacing w:before="480" w:after="120" w:line="259" w:lineRule="auto"/>
       <w:outlineLvl w:val="0"/>
     </w:pPr>
     <w:rPr>
-      <w:rFonts w:asciiTheme="majorHAnsi" w:eastAsiaTheme="majorEastAsia" w:hAnsiTheme="majorHAnsi" w:cstheme="majorBidi"/>
+      <w:rFonts w:ascii="Times New Roman" w:hAnsi="Times New Roman"/>
       <w:b/>
       <w:bCs/>
-      <w:color w:val="365F91" w:themeColor="accent1" w:themeShade="BF"/>
-      <w:sz w:val="28"/>
+      <w:color w:val="000000"/>
+      <w:sz w:val="26"/>
       <w:szCs w:val="28"/>
+      <w:lang w:val="az-Latn-AZ"/>
     </w:rPr>
   </w:style>
   <w:style w:type="paragraph" w:styleId="Heading2">
@@ -973,16 +814,17 @@
     <w:pPr>
       <w:keepNext/>
       <w:keepLines/>
-      <w:spacing w:before="200" w:after="0"/>
+      <w:spacing w:before="200" w:after="120" w:line="259" w:lineRule="auto"/>
       <w:outlineLvl w:val="1"/>
     </w:pPr>
     <w:rPr>
-      <w:rFonts w:asciiTheme="majorHAnsi" w:eastAsiaTheme="majorEastAsia" w:hAnsiTheme="majorHAnsi" w:cstheme="majorBidi"/>
+      <w:rFonts w:ascii="Times New Roman" w:hAnsi="Times New Roman"/>
       <w:b/>
       <w:bCs/>
-      <w:color w:val="4F81BD" w:themeColor="accent1"/>
+      <w:color w:val="000000"/>
       <w:sz w:val="26"/>
       <w:szCs w:val="26"/>
+      <w:lang w:val="az-Latn-AZ"/>
     </w:rPr>
   </w:style>
   <w:style w:type="paragraph" w:styleId="Heading3">
@@ -1001,7 +843,7 @@
       <w:outlineLvl w:val="2"/>
     </w:pPr>
     <w:rPr>
-      <w:rFonts w:asciiTheme="majorHAnsi" w:eastAsiaTheme="majorEastAsia" w:hAnsiTheme="majorHAnsi" w:cstheme="majorBidi"/>
+      <w:rFonts/>
       <w:b/>
       <w:bCs/>
       <w:color w:val="4F81BD" w:themeColor="accent1"/>
@@ -1024,7 +866,7 @@
       <w:outlineLvl w:val="3"/>
     </w:pPr>
     <w:rPr>
-      <w:rFonts w:asciiTheme="majorHAnsi" w:eastAsiaTheme="majorEastAsia" w:hAnsiTheme="majorHAnsi" w:cstheme="majorBidi"/>
+      <w:rFonts/>
       <w:b/>
       <w:bCs/>
       <w:i/>
@@ -1049,7 +891,7 @@
       <w:outlineLvl w:val="4"/>
     </w:pPr>
     <w:rPr>
-      <w:rFonts w:asciiTheme="majorHAnsi" w:eastAsiaTheme="majorEastAsia" w:hAnsiTheme="majorHAnsi" w:cstheme="majorBidi"/>
+      <w:rFonts/>
       <w:color w:val="243F60" w:themeColor="accent1" w:themeShade="7F"/>
     </w:rPr>
   </w:style>
@@ -1070,7 +912,7 @@
       <w:outlineLvl w:val="5"/>
     </w:pPr>
     <w:rPr>
-      <w:rFonts w:asciiTheme="majorHAnsi" w:eastAsiaTheme="majorEastAsia" w:hAnsiTheme="majorHAnsi" w:cstheme="majorBidi"/>
+      <w:rFonts/>
       <w:i/>
       <w:iCs/>
       <w:color w:val="243F60" w:themeColor="accent1" w:themeShade="7F"/>
@@ -1093,7 +935,7 @@
       <w:outlineLvl w:val="6"/>
     </w:pPr>
     <w:rPr>
-      <w:rFonts w:asciiTheme="majorHAnsi" w:eastAsiaTheme="majorEastAsia" w:hAnsiTheme="majorHAnsi" w:cstheme="majorBidi"/>
+      <w:rFonts/>
       <w:i/>
       <w:iCs/>
       <w:color w:val="404040" w:themeColor="text1" w:themeTint="BF"/>
@@ -1116,7 +958,7 @@
       <w:outlineLvl w:val="7"/>
     </w:pPr>
     <w:rPr>
-      <w:rFonts w:asciiTheme="majorHAnsi" w:eastAsiaTheme="majorEastAsia" w:hAnsiTheme="majorHAnsi" w:cstheme="majorBidi"/>
+      <w:rFonts/>
       <w:color w:val="4F81BD" w:themeColor="accent1"/>
       <w:sz w:val="20"/>
       <w:szCs w:val="20"/>
@@ -1139,7 +981,7 @@
       <w:outlineLvl w:val="8"/>
     </w:pPr>
     <w:rPr>
-      <w:rFonts w:asciiTheme="majorHAnsi" w:eastAsiaTheme="majorEastAsia" w:hAnsiTheme="majorHAnsi" w:cstheme="majorBidi"/>
+      <w:rFonts/>
       <w:i/>
       <w:iCs/>
       <w:color w:val="404040" w:themeColor="text1" w:themeTint="BF"/>
@@ -1190,7 +1032,7 @@
     <w:uiPriority w:val="9"/>
     <w:rsid w:val="00FC693F"/>
     <w:rPr>
-      <w:rFonts w:asciiTheme="majorHAnsi" w:eastAsiaTheme="majorEastAsia" w:hAnsiTheme="majorHAnsi" w:cstheme="majorBidi"/>
+      <w:rFonts/>
       <w:b/>
       <w:bCs/>
       <w:color w:val="365F91" w:themeColor="accent1" w:themeShade="BF"/>
@@ -1205,7 +1047,7 @@
     <w:uiPriority w:val="9"/>
     <w:rsid w:val="00FC693F"/>
     <w:rPr>
-      <w:rFonts w:asciiTheme="majorHAnsi" w:eastAsiaTheme="majorEastAsia" w:hAnsiTheme="majorHAnsi" w:cstheme="majorBidi"/>
+      <w:rFonts/>
       <w:b/>
       <w:bCs/>
       <w:color w:val="4F81BD" w:themeColor="accent1"/>
@@ -1220,7 +1062,7 @@
     <w:uiPriority w:val="9"/>
     <w:rsid w:val="00FC693F"/>
     <w:rPr>
-      <w:rFonts w:asciiTheme="majorHAnsi" w:eastAsiaTheme="majorEastAsia" w:hAnsiTheme="majorHAnsi" w:cstheme="majorBidi"/>
+      <w:rFonts/>
       <w:b/>
       <w:bCs/>
       <w:color w:val="4F81BD" w:themeColor="accent1"/>
@@ -1235,19 +1077,17 @@
     <w:qFormat/>
     <w:rsid w:val="00FC693F"/>
     <w:pPr>
-      <w:pBdr>
-        <w:bottom w:val="single" w:sz="8" w:space="4" w:color="4F81BD" w:themeColor="accent1"/>
-      </w:pBdr>
-      <w:spacing w:after="300" w:line="240" w:lineRule="auto"/>
+      <w:spacing w:after="120" w:line="259" w:lineRule="auto"/>
       <w:contextualSpacing/>
     </w:pPr>
     <w:rPr>
-      <w:rFonts w:asciiTheme="majorHAnsi" w:eastAsiaTheme="majorEastAsia" w:hAnsiTheme="majorHAnsi" w:cstheme="majorBidi"/>
-      <w:color w:val="17365D" w:themeColor="text2" w:themeShade="BF"/>
+      <w:rFonts w:ascii="Times New Roman" w:hAnsi="Times New Roman"/>
+      <w:color w:val="000000"/>
       <w:spacing w:val="5"/>
       <w:kern w:val="28"/>
-      <w:sz w:val="52"/>
+      <w:sz w:val="40"/>
       <w:szCs w:val="52"/>
+      <w:lang w:val="az-Latn-AZ"/>
     </w:rPr>
   </w:style>
   <w:style w:type="character" w:customStyle="1" w:styleId="TitleChar">
@@ -1257,7 +1097,7 @@
     <w:uiPriority w:val="10"/>
     <w:rsid w:val="00FC693F"/>
     <w:rPr>
-      <w:rFonts w:asciiTheme="majorHAnsi" w:eastAsiaTheme="majorEastAsia" w:hAnsiTheme="majorHAnsi" w:cstheme="majorBidi"/>
+      <w:rFonts/>
       <w:color w:val="17365D" w:themeColor="text2" w:themeShade="BF"/>
       <w:spacing w:val="5"/>
       <w:kern w:val="28"/>
@@ -1279,7 +1119,7 @@
       </w:numPr>
     </w:pPr>
     <w:rPr>
-      <w:rFonts w:asciiTheme="majorHAnsi" w:eastAsiaTheme="majorEastAsia" w:hAnsiTheme="majorHAnsi" w:cstheme="majorBidi"/>
+      <w:rFonts/>
       <w:i/>
       <w:iCs/>
       <w:color w:val="4F81BD" w:themeColor="accent1"/>
@@ -1295,7 +1135,7 @@
     <w:uiPriority w:val="11"/>
     <w:rsid w:val="00FC693F"/>
     <w:rPr>
-      <w:rFonts w:asciiTheme="majorHAnsi" w:eastAsiaTheme="majorEastAsia" w:hAnsiTheme="majorHAnsi" w:cstheme="majorBidi"/>
+      <w:rFonts/>
       <w:i/>
       <w:iCs/>
       <w:color w:val="4F81BD" w:themeColor="accent1"/>
@@ -1420,8 +1260,15 @@
       <w:numPr>
         <w:numId w:val="1"/>
       </w:numPr>
+      <w:spacing w:after="120" w:line="259" w:lineRule="auto"/>
       <w:contextualSpacing/>
     </w:pPr>
+    <w:rPr>
+      <w:rFonts w:ascii="Times New Roman" w:hAnsi="Times New Roman"/>
+      <w:color w:val="000000"/>
+      <w:sz w:val="24"/>
+      <w:lang w:val="az-Latn-AZ"/>
+    </w:rPr>
   </w:style>
   <w:style w:type="paragraph" w:styleId="ListBullet2">
     <w:name w:val="List Bullet 2"/>
@@ -1593,7 +1440,7 @@
     <w:semiHidden/>
     <w:rsid w:val="00FC693F"/>
     <w:rPr>
-      <w:rFonts w:asciiTheme="majorHAnsi" w:eastAsiaTheme="majorEastAsia" w:hAnsiTheme="majorHAnsi" w:cstheme="majorBidi"/>
+      <w:rFonts/>
       <w:b/>
       <w:bCs/>
       <w:i/>
@@ -1609,7 +1456,7 @@
     <w:semiHidden/>
     <w:rsid w:val="00FC693F"/>
     <w:rPr>
-      <w:rFonts w:asciiTheme="majorHAnsi" w:eastAsiaTheme="majorEastAsia" w:hAnsiTheme="majorHAnsi" w:cstheme="majorBidi"/>
+      <w:rFonts/>
       <w:color w:val="243F60" w:themeColor="accent1" w:themeShade="7F"/>
     </w:rPr>
   </w:style>
@@ -1621,7 +1468,7 @@
     <w:semiHidden/>
     <w:rsid w:val="00FC693F"/>
     <w:rPr>
-      <w:rFonts w:asciiTheme="majorHAnsi" w:eastAsiaTheme="majorEastAsia" w:hAnsiTheme="majorHAnsi" w:cstheme="majorBidi"/>
+      <w:rFonts/>
       <w:i/>
       <w:iCs/>
       <w:color w:val="243F60" w:themeColor="accent1" w:themeShade="7F"/>
@@ -1635,7 +1482,7 @@
     <w:semiHidden/>
     <w:rsid w:val="00FC693F"/>
     <w:rPr>
-      <w:rFonts w:asciiTheme="majorHAnsi" w:eastAsiaTheme="majorEastAsia" w:hAnsiTheme="majorHAnsi" w:cstheme="majorBidi"/>
+      <w:rFonts/>
       <w:i/>
       <w:iCs/>
       <w:color w:val="404040" w:themeColor="text1" w:themeTint="BF"/>
@@ -1649,7 +1496,7 @@
     <w:semiHidden/>
     <w:rsid w:val="00FC693F"/>
     <w:rPr>
-      <w:rFonts w:asciiTheme="majorHAnsi" w:eastAsiaTheme="majorEastAsia" w:hAnsiTheme="majorHAnsi" w:cstheme="majorBidi"/>
+      <w:rFonts/>
       <w:color w:val="4F81BD" w:themeColor="accent1"/>
       <w:sz w:val="20"/>
       <w:szCs w:val="20"/>
@@ -1663,7 +1510,7 @@
     <w:semiHidden/>
     <w:rsid w:val="00FC693F"/>
     <w:rPr>
-      <w:rFonts w:asciiTheme="majorHAnsi" w:eastAsiaTheme="majorEastAsia" w:hAnsiTheme="majorHAnsi" w:cstheme="majorBidi"/>
+      <w:rFonts/>
       <w:i/>
       <w:iCs/>
       <w:color w:val="404040" w:themeColor="text1" w:themeTint="BF"/>
@@ -1722,9 +1569,6 @@
     <w:qFormat/>
     <w:rsid w:val="00FC693F"/>
     <w:pPr>
-      <w:pBdr>
-        <w:bottom w:val="single" w:sz="4" w:space="4" w:color="4F81BD" w:themeColor="accent1"/>
-      </w:pBdr>
       <w:spacing w:before="200" w:after="280"/>
       <w:ind w:left="936" w:right="936"/>
     </w:pPr>
@@ -3252,7 +3096,7 @@
         <w:spacing w:before="0" w:after="0" w:line="240" w:lineRule="auto"/>
       </w:pPr>
       <w:rPr>
-        <w:rFonts w:asciiTheme="majorHAnsi" w:eastAsiaTheme="majorEastAsia" w:hAnsiTheme="majorHAnsi" w:cstheme="majorBidi"/>
+        <w:rFonts/>
         <w:b/>
         <w:bCs/>
       </w:rPr>
@@ -3273,7 +3117,7 @@
         <w:spacing w:before="0" w:after="0" w:line="240" w:lineRule="auto"/>
       </w:pPr>
       <w:rPr>
-        <w:rFonts w:asciiTheme="majorHAnsi" w:eastAsiaTheme="majorEastAsia" w:hAnsiTheme="majorHAnsi" w:cstheme="majorBidi"/>
+        <w:rFonts/>
         <w:b/>
         <w:bCs/>
       </w:rPr>
@@ -3291,14 +3135,14 @@
     </w:tblStylePr>
     <w:tblStylePr w:type="firstCol">
       <w:rPr>
-        <w:rFonts w:asciiTheme="majorHAnsi" w:eastAsiaTheme="majorEastAsia" w:hAnsiTheme="majorHAnsi" w:cstheme="majorBidi"/>
+        <w:rFonts/>
         <w:b/>
         <w:bCs/>
       </w:rPr>
     </w:tblStylePr>
     <w:tblStylePr w:type="lastCol">
       <w:rPr>
-        <w:rFonts w:asciiTheme="majorHAnsi" w:eastAsiaTheme="majorEastAsia" w:hAnsiTheme="majorHAnsi" w:cstheme="majorBidi"/>
+        <w:rFonts/>
         <w:b/>
         <w:bCs/>
       </w:rPr>
@@ -3382,7 +3226,7 @@
         <w:spacing w:before="0" w:after="0" w:line="240" w:lineRule="auto"/>
       </w:pPr>
       <w:rPr>
-        <w:rFonts w:asciiTheme="majorHAnsi" w:eastAsiaTheme="majorEastAsia" w:hAnsiTheme="majorHAnsi" w:cstheme="majorBidi"/>
+        <w:rFonts/>
         <w:b/>
         <w:bCs/>
       </w:rPr>
@@ -3403,7 +3247,7 @@
         <w:spacing w:before="0" w:after="0" w:line="240" w:lineRule="auto"/>
       </w:pPr>
       <w:rPr>
-        <w:rFonts w:asciiTheme="majorHAnsi" w:eastAsiaTheme="majorEastAsia" w:hAnsiTheme="majorHAnsi" w:cstheme="majorBidi"/>
+        <w:rFonts/>
         <w:b/>
         <w:bCs/>
       </w:rPr>
@@ -3421,14 +3265,14 @@
     </w:tblStylePr>
     <w:tblStylePr w:type="firstCol">
       <w:rPr>
-        <w:rFonts w:asciiTheme="majorHAnsi" w:eastAsiaTheme="majorEastAsia" w:hAnsiTheme="majorHAnsi" w:cstheme="majorBidi"/>
+        <w:rFonts/>
         <w:b/>
         <w:bCs/>
       </w:rPr>
     </w:tblStylePr>
     <w:tblStylePr w:type="lastCol">
       <w:rPr>
-        <w:rFonts w:asciiTheme="majorHAnsi" w:eastAsiaTheme="majorEastAsia" w:hAnsiTheme="majorHAnsi" w:cstheme="majorBidi"/>
+        <w:rFonts/>
         <w:b/>
         <w:bCs/>
       </w:rPr>
@@ -3512,7 +3356,7 @@
         <w:spacing w:before="0" w:after="0" w:line="240" w:lineRule="auto"/>
       </w:pPr>
       <w:rPr>
-        <w:rFonts w:asciiTheme="majorHAnsi" w:eastAsiaTheme="majorEastAsia" w:hAnsiTheme="majorHAnsi" w:cstheme="majorBidi"/>
+        <w:rFonts/>
         <w:b/>
         <w:bCs/>
       </w:rPr>
@@ -3533,7 +3377,7 @@
         <w:spacing w:before="0" w:after="0" w:line="240" w:lineRule="auto"/>
       </w:pPr>
       <w:rPr>
-        <w:rFonts w:asciiTheme="majorHAnsi" w:eastAsiaTheme="majorEastAsia" w:hAnsiTheme="majorHAnsi" w:cstheme="majorBidi"/>
+        <w:rFonts/>
         <w:b/>
         <w:bCs/>
       </w:rPr>
@@ -3551,14 +3395,14 @@
     </w:tblStylePr>
     <w:tblStylePr w:type="firstCol">
       <w:rPr>
-        <w:rFonts w:asciiTheme="majorHAnsi" w:eastAsiaTheme="majorEastAsia" w:hAnsiTheme="majorHAnsi" w:cstheme="majorBidi"/>
+        <w:rFonts/>
         <w:b/>
         <w:bCs/>
       </w:rPr>
     </w:tblStylePr>
     <w:tblStylePr w:type="lastCol">
       <w:rPr>
-        <w:rFonts w:asciiTheme="majorHAnsi" w:eastAsiaTheme="majorEastAsia" w:hAnsiTheme="majorHAnsi" w:cstheme="majorBidi"/>
+        <w:rFonts/>
         <w:b/>
         <w:bCs/>
       </w:rPr>
@@ -3642,7 +3486,7 @@
         <w:spacing w:before="0" w:after="0" w:line="240" w:lineRule="auto"/>
       </w:pPr>
       <w:rPr>
-        <w:rFonts w:asciiTheme="majorHAnsi" w:eastAsiaTheme="majorEastAsia" w:hAnsiTheme="majorHAnsi" w:cstheme="majorBidi"/>
+        <w:rFonts/>
         <w:b/>
         <w:bCs/>
       </w:rPr>
@@ -3663,7 +3507,7 @@
         <w:spacing w:before="0" w:after="0" w:line="240" w:lineRule="auto"/>
       </w:pPr>
       <w:rPr>
-        <w:rFonts w:asciiTheme="majorHAnsi" w:eastAsiaTheme="majorEastAsia" w:hAnsiTheme="majorHAnsi" w:cstheme="majorBidi"/>
+        <w:rFonts/>
         <w:b/>
         <w:bCs/>
       </w:rPr>
@@ -3681,14 +3525,14 @@
     </w:tblStylePr>
     <w:tblStylePr w:type="firstCol">
       <w:rPr>
-        <w:rFonts w:asciiTheme="majorHAnsi" w:eastAsiaTheme="majorEastAsia" w:hAnsiTheme="majorHAnsi" w:cstheme="majorBidi"/>
+        <w:rFonts/>
         <w:b/>
         <w:bCs/>
       </w:rPr>
     </w:tblStylePr>
     <w:tblStylePr w:type="lastCol">
       <w:rPr>
-        <w:rFonts w:asciiTheme="majorHAnsi" w:eastAsiaTheme="majorEastAsia" w:hAnsiTheme="majorHAnsi" w:cstheme="majorBidi"/>
+        <w:rFonts/>
         <w:b/>
         <w:bCs/>
       </w:rPr>
@@ -3772,7 +3616,7 @@
         <w:spacing w:before="0" w:after="0" w:line="240" w:lineRule="auto"/>
       </w:pPr>
       <w:rPr>
-        <w:rFonts w:asciiTheme="majorHAnsi" w:eastAsiaTheme="majorEastAsia" w:hAnsiTheme="majorHAnsi" w:cstheme="majorBidi"/>
+        <w:rFonts/>
         <w:b/>
         <w:bCs/>
       </w:rPr>
@@ -3793,7 +3637,7 @@
         <w:spacing w:before="0" w:after="0" w:line="240" w:lineRule="auto"/>
       </w:pPr>
       <w:rPr>
-        <w:rFonts w:asciiTheme="majorHAnsi" w:eastAsiaTheme="majorEastAsia" w:hAnsiTheme="majorHAnsi" w:cstheme="majorBidi"/>
+        <w:rFonts/>
         <w:b/>
         <w:bCs/>
       </w:rPr>
@@ -3811,14 +3655,14 @@
     </w:tblStylePr>
     <w:tblStylePr w:type="firstCol">
       <w:rPr>
-        <w:rFonts w:asciiTheme="majorHAnsi" w:eastAsiaTheme="majorEastAsia" w:hAnsiTheme="majorHAnsi" w:cstheme="majorBidi"/>
+        <w:rFonts/>
         <w:b/>
         <w:bCs/>
       </w:rPr>
     </w:tblStylePr>
     <w:tblStylePr w:type="lastCol">
       <w:rPr>
-        <w:rFonts w:asciiTheme="majorHAnsi" w:eastAsiaTheme="majorEastAsia" w:hAnsiTheme="majorHAnsi" w:cstheme="majorBidi"/>
+        <w:rFonts/>
         <w:b/>
         <w:bCs/>
       </w:rPr>
@@ -3902,7 +3746,7 @@
         <w:spacing w:before="0" w:after="0" w:line="240" w:lineRule="auto"/>
       </w:pPr>
       <w:rPr>
-        <w:rFonts w:asciiTheme="majorHAnsi" w:eastAsiaTheme="majorEastAsia" w:hAnsiTheme="majorHAnsi" w:cstheme="majorBidi"/>
+        <w:rFonts/>
         <w:b/>
         <w:bCs/>
       </w:rPr>
@@ -3923,7 +3767,7 @@
         <w:spacing w:before="0" w:after="0" w:line="240" w:lineRule="auto"/>
       </w:pPr>
       <w:rPr>
-        <w:rFonts w:asciiTheme="majorHAnsi" w:eastAsiaTheme="majorEastAsia" w:hAnsiTheme="majorHAnsi" w:cstheme="majorBidi"/>
+        <w:rFonts/>
         <w:b/>
         <w:bCs/>
       </w:rPr>
@@ -3941,14 +3785,14 @@
     </w:tblStylePr>
     <w:tblStylePr w:type="firstCol">
       <w:rPr>
-        <w:rFonts w:asciiTheme="majorHAnsi" w:eastAsiaTheme="majorEastAsia" w:hAnsiTheme="majorHAnsi" w:cstheme="majorBidi"/>
+        <w:rFonts/>
         <w:b/>
         <w:bCs/>
       </w:rPr>
     </w:tblStylePr>
     <w:tblStylePr w:type="lastCol">
       <w:rPr>
-        <w:rFonts w:asciiTheme="majorHAnsi" w:eastAsiaTheme="majorEastAsia" w:hAnsiTheme="majorHAnsi" w:cstheme="majorBidi"/>
+        <w:rFonts/>
         <w:b/>
         <w:bCs/>
       </w:rPr>
@@ -4032,7 +3876,7 @@
         <w:spacing w:before="0" w:after="0" w:line="240" w:lineRule="auto"/>
       </w:pPr>
       <w:rPr>
-        <w:rFonts w:asciiTheme="majorHAnsi" w:eastAsiaTheme="majorEastAsia" w:hAnsiTheme="majorHAnsi" w:cstheme="majorBidi"/>
+        <w:rFonts/>
         <w:b/>
         <w:bCs/>
       </w:rPr>
@@ -4053,7 +3897,7 @@
         <w:spacing w:before="0" w:after="0" w:line="240" w:lineRule="auto"/>
       </w:pPr>
       <w:rPr>
-        <w:rFonts w:asciiTheme="majorHAnsi" w:eastAsiaTheme="majorEastAsia" w:hAnsiTheme="majorHAnsi" w:cstheme="majorBidi"/>
+        <w:rFonts/>
         <w:b/>
         <w:bCs/>
       </w:rPr>
@@ -4071,14 +3915,14 @@
     </w:tblStylePr>
     <w:tblStylePr w:type="firstCol">
       <w:rPr>
-        <w:rFonts w:asciiTheme="majorHAnsi" w:eastAsiaTheme="majorEastAsia" w:hAnsiTheme="majorHAnsi" w:cstheme="majorBidi"/>
+        <w:rFonts/>
         <w:b/>
         <w:bCs/>
       </w:rPr>
     </w:tblStylePr>
     <w:tblStylePr w:type="lastCol">
       <w:rPr>
-        <w:rFonts w:asciiTheme="majorHAnsi" w:eastAsiaTheme="majorEastAsia" w:hAnsiTheme="majorHAnsi" w:cstheme="majorBidi"/>
+        <w:rFonts/>
         <w:b/>
         <w:bCs/>
       </w:rPr>
@@ -5943,7 +5787,7 @@
     </w:tblPr>
     <w:tblStylePr w:type="firstRow">
       <w:rPr>
-        <w:rFonts w:asciiTheme="majorHAnsi" w:eastAsiaTheme="majorEastAsia" w:hAnsiTheme="majorHAnsi" w:cstheme="majorBidi"/>
+        <w:rFonts/>
       </w:rPr>
       <w:tblPr/>
       <w:tcPr>
@@ -6027,7 +5871,7 @@
     </w:tblPr>
     <w:tblStylePr w:type="firstRow">
       <w:rPr>
-        <w:rFonts w:asciiTheme="majorHAnsi" w:eastAsiaTheme="majorEastAsia" w:hAnsiTheme="majorHAnsi" w:cstheme="majorBidi"/>
+        <w:rFonts/>
       </w:rPr>
       <w:tblPr/>
       <w:tcPr>
@@ -6111,7 +5955,7 @@
     </w:tblPr>
     <w:tblStylePr w:type="firstRow">
       <w:rPr>
-        <w:rFonts w:asciiTheme="majorHAnsi" w:eastAsiaTheme="majorEastAsia" w:hAnsiTheme="majorHAnsi" w:cstheme="majorBidi"/>
+        <w:rFonts/>
       </w:rPr>
       <w:tblPr/>
       <w:tcPr>
@@ -6195,7 +6039,7 @@
     </w:tblPr>
     <w:tblStylePr w:type="firstRow">
       <w:rPr>
-        <w:rFonts w:asciiTheme="majorHAnsi" w:eastAsiaTheme="majorEastAsia" w:hAnsiTheme="majorHAnsi" w:cstheme="majorBidi"/>
+        <w:rFonts/>
       </w:rPr>
       <w:tblPr/>
       <w:tcPr>
@@ -6279,7 +6123,7 @@
     </w:tblPr>
     <w:tblStylePr w:type="firstRow">
       <w:rPr>
-        <w:rFonts w:asciiTheme="majorHAnsi" w:eastAsiaTheme="majorEastAsia" w:hAnsiTheme="majorHAnsi" w:cstheme="majorBidi"/>
+        <w:rFonts/>
       </w:rPr>
       <w:tblPr/>
       <w:tcPr>
@@ -6363,7 +6207,7 @@
     </w:tblPr>
     <w:tblStylePr w:type="firstRow">
       <w:rPr>
-        <w:rFonts w:asciiTheme="majorHAnsi" w:eastAsiaTheme="majorEastAsia" w:hAnsiTheme="majorHAnsi" w:cstheme="majorBidi"/>
+        <w:rFonts/>
       </w:rPr>
       <w:tblPr/>
       <w:tcPr>
@@ -6447,7 +6291,7 @@
     </w:tblPr>
     <w:tblStylePr w:type="firstRow">
       <w:rPr>
-        <w:rFonts w:asciiTheme="majorHAnsi" w:eastAsiaTheme="majorEastAsia" w:hAnsiTheme="majorHAnsi" w:cstheme="majorBidi"/>
+        <w:rFonts/>
       </w:rPr>
       <w:tblPr/>
       <w:tcPr>
@@ -6512,7 +6356,7 @@
       <w:spacing w:after="0" w:line="240" w:lineRule="auto"/>
     </w:pPr>
     <w:rPr>
-      <w:rFonts w:asciiTheme="majorHAnsi" w:eastAsiaTheme="majorEastAsia" w:hAnsiTheme="majorHAnsi" w:cstheme="majorBidi"/>
+      <w:rFonts/>
       <w:color w:val="000000" w:themeColor="text1"/>
     </w:rPr>
     <w:tblPr>
@@ -6640,7 +6484,7 @@
       <w:spacing w:after="0" w:line="240" w:lineRule="auto"/>
     </w:pPr>
     <w:rPr>
-      <w:rFonts w:asciiTheme="majorHAnsi" w:eastAsiaTheme="majorEastAsia" w:hAnsiTheme="majorHAnsi" w:cstheme="majorBidi"/>
+      <w:rFonts/>
       <w:color w:val="000000" w:themeColor="text1"/>
     </w:rPr>
     <w:tblPr>
@@ -6768,7 +6612,7 @@
       <w:spacing w:after="0" w:line="240" w:lineRule="auto"/>
     </w:pPr>
     <w:rPr>
-      <w:rFonts w:asciiTheme="majorHAnsi" w:eastAsiaTheme="majorEastAsia" w:hAnsiTheme="majorHAnsi" w:cstheme="majorBidi"/>
+      <w:rFonts/>
       <w:color w:val="000000" w:themeColor="text1"/>
     </w:rPr>
     <w:tblPr>
@@ -6896,7 +6740,7 @@
       <w:spacing w:after="0" w:line="240" w:lineRule="auto"/>
     </w:pPr>
     <w:rPr>
-      <w:rFonts w:asciiTheme="majorHAnsi" w:eastAsiaTheme="majorEastAsia" w:hAnsiTheme="majorHAnsi" w:cstheme="majorBidi"/>
+      <w:rFonts/>
       <w:color w:val="000000" w:themeColor="text1"/>
     </w:rPr>
     <w:tblPr>
@@ -7024,7 +6868,7 @@
       <w:spacing w:after="0" w:line="240" w:lineRule="auto"/>
     </w:pPr>
     <w:rPr>
-      <w:rFonts w:asciiTheme="majorHAnsi" w:eastAsiaTheme="majorEastAsia" w:hAnsiTheme="majorHAnsi" w:cstheme="majorBidi"/>
+      <w:rFonts/>
       <w:color w:val="000000" w:themeColor="text1"/>
     </w:rPr>
     <w:tblPr>
@@ -7152,7 +6996,7 @@
       <w:spacing w:after="0" w:line="240" w:lineRule="auto"/>
     </w:pPr>
     <w:rPr>
-      <w:rFonts w:asciiTheme="majorHAnsi" w:eastAsiaTheme="majorEastAsia" w:hAnsiTheme="majorHAnsi" w:cstheme="majorBidi"/>
+      <w:rFonts/>
       <w:color w:val="000000" w:themeColor="text1"/>
     </w:rPr>
     <w:tblPr>
@@ -7280,7 +7124,7 @@
       <w:spacing w:after="0" w:line="240" w:lineRule="auto"/>
     </w:pPr>
     <w:rPr>
-      <w:rFonts w:asciiTheme="majorHAnsi" w:eastAsiaTheme="majorEastAsia" w:hAnsiTheme="majorHAnsi" w:cstheme="majorBidi"/>
+      <w:rFonts/>
       <w:color w:val="000000" w:themeColor="text1"/>
     </w:rPr>
     <w:tblPr>
@@ -7919,7 +7763,7 @@
       <w:spacing w:after="0" w:line="240" w:lineRule="auto"/>
     </w:pPr>
     <w:rPr>
-      <w:rFonts w:asciiTheme="majorHAnsi" w:eastAsiaTheme="majorEastAsia" w:hAnsiTheme="majorHAnsi" w:cstheme="majorBidi"/>
+      <w:rFonts/>
       <w:color w:val="000000" w:themeColor="text1"/>
     </w:rPr>
     <w:tblPr>
@@ -8044,7 +7888,7 @@
       <w:spacing w:after="0" w:line="240" w:lineRule="auto"/>
     </w:pPr>
     <w:rPr>
-      <w:rFonts w:asciiTheme="majorHAnsi" w:eastAsiaTheme="majorEastAsia" w:hAnsiTheme="majorHAnsi" w:cstheme="majorBidi"/>
+      <w:rFonts/>
       <w:color w:val="000000" w:themeColor="text1"/>
     </w:rPr>
     <w:tblPr>
@@ -8169,7 +8013,7 @@
       <w:spacing w:after="0" w:line="240" w:lineRule="auto"/>
     </w:pPr>
     <w:rPr>
-      <w:rFonts w:asciiTheme="majorHAnsi" w:eastAsiaTheme="majorEastAsia" w:hAnsiTheme="majorHAnsi" w:cstheme="majorBidi"/>
+      <w:rFonts/>
       <w:color w:val="000000" w:themeColor="text1"/>
     </w:rPr>
     <w:tblPr>
@@ -8294,7 +8138,7 @@
       <w:spacing w:after="0" w:line="240" w:lineRule="auto"/>
     </w:pPr>
     <w:rPr>
-      <w:rFonts w:asciiTheme="majorHAnsi" w:eastAsiaTheme="majorEastAsia" w:hAnsiTheme="majorHAnsi" w:cstheme="majorBidi"/>
+      <w:rFonts/>
       <w:color w:val="000000" w:themeColor="text1"/>
     </w:rPr>
     <w:tblPr>
@@ -8419,7 +8263,7 @@
       <w:spacing w:after="0" w:line="240" w:lineRule="auto"/>
     </w:pPr>
     <w:rPr>
-      <w:rFonts w:asciiTheme="majorHAnsi" w:eastAsiaTheme="majorEastAsia" w:hAnsiTheme="majorHAnsi" w:cstheme="majorBidi"/>
+      <w:rFonts/>
       <w:color w:val="000000" w:themeColor="text1"/>
     </w:rPr>
     <w:tblPr>
@@ -8544,7 +8388,7 @@
       <w:spacing w:after="0" w:line="240" w:lineRule="auto"/>
     </w:pPr>
     <w:rPr>
-      <w:rFonts w:asciiTheme="majorHAnsi" w:eastAsiaTheme="majorEastAsia" w:hAnsiTheme="majorHAnsi" w:cstheme="majorBidi"/>
+      <w:rFonts/>
       <w:color w:val="000000" w:themeColor="text1"/>
     </w:rPr>
     <w:tblPr>
@@ -8669,7 +8513,7 @@
       <w:spacing w:after="0" w:line="240" w:lineRule="auto"/>
     </w:pPr>
     <w:rPr>
-      <w:rFonts w:asciiTheme="majorHAnsi" w:eastAsiaTheme="majorEastAsia" w:hAnsiTheme="majorHAnsi" w:cstheme="majorBidi"/>
+      <w:rFonts/>
       <w:color w:val="000000" w:themeColor="text1"/>
     </w:rPr>
     <w:tblPr>

--- a/az/discovery-articles/1.2 Əkinçilik və əhliləşdirmə.docx
+++ b/az/discovery-articles/1.2 Əkinçilik və əhliləşdirmə.docx
@@ -32,7 +32,7 @@
         <w:rPr>
           <w:sz w:val="20"/>
         </w:rPr>
-        <w:t>Dövr: təxminən e.ə. 10 000–8 000-ci illər | Əsas mərkəzlər: Münbit Hilal, Çin, Mezoamerika və Afrika daxil olmaqla bir-birindən asılı olmayan müxtəlif bölgələr</w:t>
+        <w:t>Dövr: təxminən e.ə. 10 000–8 000-ci illər | Əsas mərkəzlər: Münbit Hilal, Çin, Mezoamerika və Afrikanın müxtəlif bölgələri — əkinçiliyin bir-birindən asılı olmadan yarandığı ərazilər</w:t>
       </w:r>
     </w:p>
     <w:p>
@@ -40,7 +40,7 @@
         <w:widowControl/>
       </w:pPr>
       <w:r>
-        <w:t>Son buzlaşma dövründən sonra əkinçilik və heyvanların əhliləşdirilməsi bir neçə bölgədə bir-birindən asılı olmayaraq başlandı. İnsanların yetişdirib ehtiyat saxladıqları ərzaq kəndlərin, şəhərlərin və müxtəlif peşələrin yaranmasına imkan verdi. Bununla yanaşı, yeni xəstəliklər və daha ağır əmək şəraiti də meydana çıxdı.</w:t>
+        <w:t>Son buzlaşma dövrü başa çatdıqdan sonra dünyanın bir neçə bölgəsində insanlar bir-birindən asılı olmadan torpaq becərməyə və heyvanları əhliləşdirməyə başladılar. Yetişdirdikləri məhsulun bir hissəsini ehtiyat saxlamaq imkanı kəndlərin, sonralar şəhərlərin böyüməsinə və müxtəlif peşələrin yaranmasına şərait yaratdı. Ancaq bu dəyişiklik özü ilə yeni xəstəliklər və daha ağır zəhmət də gətirdi.</w:t>
       </w:r>
     </w:p>
     <w:p>
@@ -58,7 +58,7 @@
         <w:widowControl/>
       </w:pPr>
       <w:r>
-        <w:t>Təxminən e.ə. 10 000-ci ildən sonra ən azı yeddi bölgədə müstəqil şəkildə başlandı.</w:t>
+        <w:t>Təxminən e.ə. 10 000-ci ildən başlayaraq ən azı yeddi bölgədə insanlar bir-birindən asılı olmadan əkinçiliyə keçdilər.</w:t>
       </w:r>
     </w:p>
     <w:p>
@@ -76,7 +76,7 @@
         <w:widowControl/>
       </w:pPr>
       <w:r>
-        <w:t>İlk əhliləşdirilən heyvanlar arasında keçi, qoyun, iribuynuzlu mal-qara və donuz vardı.</w:t>
+        <w:t>Keçi, qoyun, iribuynuzlu mal-qara və donuz ilk əhliləşdirilən heyvanlardan idi.</w:t>
       </w:r>
     </w:p>
     <w:p>
@@ -85,7 +85,7 @@
         <w:widowControl/>
       </w:pPr>
       <w:r>
-        <w:t>Ərzaq artıqlığı kəndlərin, şəhərlərin, yazının və dövlətlərin yaranmasına şərait yaratdı.</w:t>
+        <w:t>İnsanların öz ehtiyaclarından artıq ərzaq əldə etməsi kəndlərin, şəhərlərin, yazının və dövlətlərin yaranmasına zəmin yaratdı.</w:t>
       </w:r>
     </w:p>
     <w:p>
@@ -94,7 +94,7 @@
         <w:widowControl/>
       </w:pPr>
       <w:r>
-        <w:t>Heyvanlarla yaxın təmas yeni yoluxucu xəstəliklərin yayılmasına da səbəb oldu.</w:t>
+        <w:t>Heyvanlarla yaxın təmas bəzi yoluxucu xəstəliklərin yayılmasına da şərait yaratdı.</w:t>
       </w:r>
     </w:p>
     <w:p>
@@ -103,15 +103,7 @@
         <w:widowControl/>
       </w:pPr>
       <w:r>
-        <w:t>Bu nədir</w:t>
-      </w:r>
-    </w:p>
-    <w:p>
-      <w:pPr>
-        <w:widowControl/>
-      </w:pPr>
-      <w:r>
-        <w:t>Əkinçilik bitkiləri məqsədli şəkildə əkmək, onlara qulluq etmək və məhsulu yığmaqdır. Əhliləşdirmə isə yabanı bitkilərin və vəhşi heyvanların insanla birgə yaşamağa və onun ehtiyaclarına uyğunlaşmasına gətirən uzun prosesdir. Mədəniləşdirilmiş buğdanın sünbülü dənini yerə tökmədən saxlayır; əhliləşdirilmiş keçi sürüdən uzaqlaşmır. Bu üsullar ovçuluq və yığıcılığın böyük hissəsini ehtiyat saxlamaq mümkün olan ərzaq istehsalı ilə əvəz etdi. Sonralar şəhərlərin yaranmasına məhz həmin ərzaq artıqlığı imkan verdi.</w:t>
+        <w:t>Bu nədir?</w:t>
       </w:r>
     </w:p>
     <w:p>
@@ -120,15 +112,7 @@
         <w:widowControl/>
       </w:pPr>
       <w:r>
-        <w:t>Kim kəşf edib və ya yaradıb</w:t>
-      </w:r>
-    </w:p>
-    <w:p>
-      <w:pPr>
-        <w:widowControl/>
-      </w:pPr>
-      <w:r>
-        <w:t>Əkinçiliyi bir nəfər kəşf etməyib. O, Münbit Hilalda buğda və arpa, Çində darı və düyü, Mezoamerikada qarğıdalı becərilməsi ilə, həmçinin And dağları bölgəsində, Saxaradan cənubdakı Afrikada sorqo və başqa bitkilərin yetişdirilməsi ilə müstəqil şəkildə yarandı. Digər mərkəzlər də vardı. Heyvanların əhliləşdirilməsi də oxşar şəkildə getdi; Cənub-Qərbi Asiyada ilk əhliləşdirilənlər arasında keçi və qoyun vardı. Biliklər əsrlər boyu ailələr və qonşu icmalar arasında ötürülürdü.</w:t>
+        <w:t>Əkinçilik bitki əkmək, ona qulluq etmək və məhsul götürməkdir. İnsanlar uzun müddət ərzində ehtiyaclarına daha uyğun bitkiləri seçib becərmiş, heyvanları isə əhliləşdirib çoxaltmışlar. Bitkilərdə bu proses mədəniləşdirmə, heyvanlarda isə əhliləşdirmə adlanır.</w:t>
       </w:r>
     </w:p>
     <w:p>
@@ -137,15 +121,61 @@
         <w:widowControl/>
       </w:pPr>
       <w:r>
-        <w:t>Nə vaxt və necə yaranıb</w:t>
+        <w:t>Məsələn, mədəni buğdanın dənləri yetişəndə sünbüldən asanlıqla tökülmür, əhliləşdirilmiş keçini isə sürüdə saxlamaq daha asan olur. İnsanlar beləcə qidalarını əsasən ovdan və təbiətdən toplamaq əvəzinə, özləri yetişdirməyə başladılar. Məhsulun bir hissəsini sonrakı günlər üçün saxlamaq da mümkün oldu. Şəhərlərin yaranmasına yol açan əsas amillərdən biri məhz bu ərzaq ehtiyatı idi.</w:t>
       </w:r>
     </w:p>
     <w:p>
       <w:pPr>
+        <w:pStyle w:val="Heading1"/>
         <w:widowControl/>
       </w:pPr>
       <w:r>
-        <w:t>Bu keçid çox vaxt Neolit inqilabı və ya əkinçilik inqilabı adlanır. Son buzlaşma dövründən sonra ən erkən mərkəzlərdə təxminən e.ə. 10 000–8 000-ci illərdə, başqa yerlərdə isə daha gec başlandı. İqlim sabitləşdi; bəzi yabanı taxıl sahələrinin bolluğu insanları yaxınlıqda məskunlaşmağa həvəsləndirdi. Nəsillər boyunca insanlar məhsulunu toplamaq və ya idarə etmək daha asan olan bitki və heyvanları seçdilər. Dəyişiklik bir məhsul mövsümündə deyil, uzun müddət ərzində baş verdi.</w:t>
+        <w:t>Necə və kimlərin sayəsində yaranıb?</w:t>
+      </w:r>
+    </w:p>
+    <w:p>
+      <w:pPr>
+        <w:pStyle w:val="Heading1"/>
+        <w:widowControl/>
+      </w:pPr>
+      <w:r>
+        <w:t>Əkinçiliyin yaranmasını bir nəfərin adı ilə bağlamaq olmaz. Dünyanın ayrı-ayrı bölgələrində insanlar bu bacarığa bir-birindən asılı olmadan yiyələnmişlər. Münbit Hilalda buğda və arpa, Çində darı və düyü, Mezoamerikada qarğıdalı becərilirdi. And dağları bölgəsində, eləcə də Saxaradan cənubdakı Afrikada əkinçilik ayrıca inkişaf edirdi. Afrikada becərilən bitkilər arasında sorqo da vardı. Bunlardan başqa əkinçilik mərkəzləri də mövcud idi.</w:t>
+      </w:r>
+    </w:p>
+    <w:p>
+      <w:pPr>
+        <w:pStyle w:val="Heading1"/>
+        <w:widowControl/>
+      </w:pPr>
+      <w:r>
+        <w:t>Heyvanların əhliləşdirilməsi də müxtəlif bölgələrdə baş verirdi. Cənub-Qərbi Asiyada ilk əhliləşdirilən heyvanlar arasında keçi və qoyun vardı. Əkin-biçin və heyvan saxlamaqla bağlı biliklər əsrlər boyu ailələrdə nəsildən-nəslə keçir, qonşu icmalar arasında yayılırdı.</w:t>
+      </w:r>
+    </w:p>
+    <w:p>
+      <w:pPr>
+        <w:pStyle w:val="Heading1"/>
+        <w:widowControl/>
+      </w:pPr>
+      <w:r>
+        <w:t>Nə vaxt və necə yaranıb?</w:t>
+      </w:r>
+    </w:p>
+    <w:p>
+      <w:pPr>
+        <w:pStyle w:val="Heading1"/>
+        <w:widowControl/>
+      </w:pPr>
+      <w:r>
+        <w:t>İnsanların əkinçiliyə və maldarlığa keçməsi çox vaxt Neolit inqilabı, yaxud əkinçilik inqilabı adlandırılır. Bu proses son buzlaşma dövründən sonra, ən erkən mərkəzlərdə təxminən e.ə. 10 000–8 000-ci illərdə, digər bölgələrdə isə daha gec başladı.</w:t>
+      </w:r>
+    </w:p>
+    <w:p>
+      <w:pPr>
+        <w:pStyle w:val="Heading1"/>
+        <w:widowControl/>
+      </w:pPr>
+      <w:r>
+        <w:t>İqlim sabitləşdikcə bəzi yerlərdə yabanı taxıl bol yetişirdi. Bu bolluq insanları həmin ərazilərin yaxınlığında məskunlaşmağa sövq edirdi. Onlar nəsillər boyu məhsulunu yığmaq daha asan olan bitkiləri, saxlamağa və bəsləməyə daha münasib heyvanları seçib çoxaldırdılar. Beləliklə, dəyişiklik bir əkin mövsümündə deyil, uzun zaman ərzində baş verdi.</w:t>
       </w:r>
     </w:p>
     <w:p>
@@ -159,10 +189,29 @@
     </w:p>
     <w:p>
       <w:pPr>
+        <w:pStyle w:val="Heading1"/>
         <w:widowControl/>
       </w:pPr>
       <w:r>
-        <w:t>Bir çox təbii şəraitdə əkinçilik hər hektardan ovçuluq və yığıcılığa nisbətən daha çox qida enerjisi verirdi. Bununla belə, ilk əkinçilər çox vaxt daha ağır işləyir və daha azçeşidli qidalanırdılar. Artıq taxılı saxlamaq, satmaq və vergi kimi toplamaq mümkün idi. Bu ehtiyat dulusçuların, kahinlərin, əsgərlərin və mirzələrin dolanmasını təmin edirdi. Əhliləşdirmə həm də canlı bir təcrübə sahəsi idi: insanlar fəsilləri, torpaqları, suvarmanı və heyvan yetişdirməni öyrənirdilər. Sonrakı biologiya və aqronomiyanın təməli belə qoyuldu.</w:t>
+        <w:t>Bir çox ərazidə torpağı becərməklə eyni sahədə ovçuluq və yığıcılıqdan əldə ediləndən daha çox qida enerjisi almaq mümkün idi. Bununla belə, ilk əkinçilər çox vaxt daha ağır zəhmət çəkir, süfrələrindəki yeməklərin çeşidi isə azalırdı.</w:t>
+      </w:r>
+    </w:p>
+    <w:p>
+      <w:pPr>
+        <w:pStyle w:val="Heading1"/>
+        <w:widowControl/>
+      </w:pPr>
+      <w:r>
+        <w:t>Taxılı saxlamaq, satmaq və vergi kimi toplamaq mümkün oldu. Yaranan ərzaq ehtiyatı dulusçu, kahin, əsgər və mirzə kimi əkinçiliklə məşğul olmayan insanların da dolanmasına imkan verdi.</w:t>
+      </w:r>
+    </w:p>
+    <w:p>
+      <w:pPr>
+        <w:pStyle w:val="Heading1"/>
+        <w:widowControl/>
+      </w:pPr>
+      <w:r>
+        <w:t>Əkinçilik və heyvandarlıq insanlara təbiəti daha yaxından tanımaq imkanı verirdi. Onlar fəsillərin dəyişməsini izləyir, torpağın xüsusiyyətlərini öyrənir, suvarma və heyvan yetişdirmə üsullarını təkmilləşdirirdilər. Sonralar biologiya və aqronomiyanın — əkinçilik haqqında elmin — inkişafına zəmin yaradan biliklər də beləcə toplanırdı.</w:t>
       </w:r>
     </w:p>
     <w:p>
@@ -176,10 +225,11 @@
     </w:p>
     <w:p>
       <w:pPr>
+        <w:pStyle w:val="Heading1"/>
         <w:widowControl/>
       </w:pPr>
       <w:r>
-        <w:t>Oturaq ərzaq istehsalı kəndlərin, sonra şəhərlərin, yazının, qanunların və orduların yaranmasına gətirdi. Xış, suvarma, daha sonra gübrələr, traktorlar və bitki seleksiyası da bu inkişafın davamı oldu. Heyvanlardan insanlara keçən xəstəliklər — zoonozlar — də bu proseslə əlaqələndirilir; qızılca və tarixən çiçək xəstəliyi buna nümunədir. Qidalanma, torpaqdan istifadə və iqlim haqqında indiki müzakirələr də insanların qədimdə əkinçiliyə keçməsi ilə bağlıdır.</w:t>
+        <w:t>İnsanların bir yerdə məskunlaşıb ərzaq yetişdirməsi kəndlərin, daha sonra şəhərlərin böyüməsinə, yazının, qanunların və orduların yaranmasına yol açdı. Xışdan və suvarmadan istifadə, sonrakı dövrlərdə gübrələrin və traktorların tətbiqi, daha məhsuldar bitki sortlarının yetişdirilməsi həmin inkişafın davamı oldu.</w:t>
       </w:r>
     </w:p>
     <w:p>
@@ -188,15 +238,43 @@
         <w:widowControl/>
       </w:pPr>
       <w:r>
-        <w:t>İnsan həyatını necə dəyişib</w:t>
+        <w:t>Heyvanlardan insanlara keçən xəstəliklərin — zoonozların — meydana çıxması da bu proseslə əlaqələndirilir. Qızılcanın və tarixən çiçək xəstəliyinin mənşəyi də bu baxımdan nəzərdən keçirilir.</w:t>
       </w:r>
     </w:p>
     <w:p>
       <w:pPr>
+        <w:pStyle w:val="Heading1"/>
         <w:widowControl/>
       </w:pPr>
       <w:r>
-        <w:t>Əkinçilik sivilizasiyanın yaranmasına imkan verdi, lakin bir çox insanın həyatını daha sərt şərtlərə bağladı. Daha böyük əhalini qidalandırmaq mümkün oldu. Eyni zamanda məhsul alınmayanda aclıq, ərzaq artıqlığının az sayda insanın nəzarətində cəmlənməsi ilə bərabərsizlik yarandı. Yediyimiz hər çörək və gördüyümüz hər şəhər həmin dönüşün nəticəsidir: daha çox ərzaq, daha çox insan və yeni risklər.</w:t>
+        <w:t>Bu gün qidalanma, torpaqdan istifadə və iqlimlə bağlı müzakirə etdiyimiz bir çox məsələnin kökü insanların minilliklər əvvəl əkinçiliyə keçməsinə gedib çıxır.</w:t>
+      </w:r>
+    </w:p>
+    <w:p>
+      <w:pPr>
+        <w:pStyle w:val="Heading1"/>
+        <w:widowControl/>
+      </w:pPr>
+      <w:r>
+        <w:t>İnsan həyatını necə dəyişib?</w:t>
+      </w:r>
+    </w:p>
+    <w:p>
+      <w:pPr>
+        <w:pStyle w:val="Heading1"/>
+        <w:widowControl/>
+      </w:pPr>
+      <w:r>
+        <w:t>Əkinçilik sivilizasiyanın yaranmasına zəmin yaratdı, amma bir çox insanın güzəranını da ağırlaşdırdı. Daha çox insanı ərzaqla təmin etmək mümkün olsa da, dolanışıq məhsulun necə yetişməsindən asılı vəziyyətə düşdü. Məhsul qıt olanda aclıq baş verirdi. Ərzaq ehtiyatlarının az sayda adamın əlində cəmlənməsi isə insanlar arasında bərabərsizliyi artırırdı.</w:t>
+      </w:r>
+    </w:p>
+    <w:p>
+      <w:pPr>
+        <w:pStyle w:val="Heading1"/>
+        <w:widowControl/>
+      </w:pPr>
+      <w:r>
+        <w:t>Süfrəmizdəki çörək də, yaşadığımız şəhər də həmin böyük dəyişikliyin tarixini daşıyır. İnsan daha çox ərzaq yetişdirməyi öyrəndi, əhali artdı, ancaq bununla yanaşı yeni çətinliklər və təhlükələr də yarandı.</w:t>
       </w:r>
     </w:p>
     <w:p>
@@ -217,7 +295,7 @@
         <w:rPr>
           <w:sz w:val="20"/>
         </w:rPr>
-        <w:t>A Kitablar və əsas elmi əsərlər</w:t>
+        <w:t>Kitablar və əsas elmi əsərlər</w:t>
       </w:r>
     </w:p>
     <w:p>
@@ -251,7 +329,7 @@
         <w:rPr>
           <w:sz w:val="20"/>
         </w:rPr>
-        <w:t>C Qurumların materialları və ensiklopedik mənbələr</w:t>
+        <w:t>Qurumların materialları və ensiklopedik mənbələr</w:t>
       </w:r>
     </w:p>
     <w:p>
@@ -311,7 +389,7 @@
         <w:rPr>
           <w:sz w:val="20"/>
         </w:rPr>
-        <w:t>J Mətbuat elmi kütləvi nəşrlər və ümumi mənbələr</w:t>
+        <w:t>Mətbuat elmi kütləvi nəşrlər və ümumi mənbələr</w:t>
       </w:r>
     </w:p>
     <w:p>
